--- a/Homework 2/Last Lecture Paper.docx
+++ b/Homework 2/Last Lecture Paper.docx
@@ -4,6 +4,7 @@
   <w:body>
     <w:p>
       <w:pPr>
+        <w:spacing w:line="360" w:lineRule="auto"/>
         <w:jc w:val="center"/>
         <w:rPr>
           <w:b/>
@@ -20,6 +21,7 @@
     </w:p>
     <w:p>
       <w:pPr>
+        <w:spacing w:line="360" w:lineRule="auto"/>
         <w:jc w:val="center"/>
         <w:rPr>
           <w:b/>
@@ -29,7 +31,7 @@
     </w:p>
     <w:p>
       <w:pPr>
-        <w:spacing w:line="480" w:lineRule="auto"/>
+        <w:spacing w:line="360" w:lineRule="auto"/>
       </w:pPr>
       <w:r>
         <w:tab/>
@@ -109,63 +111,67 @@
       </w:r>
       <w:r>
         <w:t>expending emotional energy to desire.</w:t>
-      </w:r>
-    </w:p>
-    <w:p/>
-    <w:p>
-      <w:pPr>
-        <w:spacing w:line="480" w:lineRule="auto"/>
-      </w:pPr>
-      <w:r>
-        <w:tab/>
-      </w:r>
-      <w:r>
-        <w:t xml:space="preserve">I would say that what affected me the most was </w:t>
-      </w:r>
-      <w:r>
-        <w:t xml:space="preserve">hearing </w:t>
-      </w:r>
-      <w:r>
-        <w:t>about his accomplishments and how he pursued them so relentlessly</w:t>
-      </w:r>
-      <w:r>
-        <w:t xml:space="preserve">. That is how I want to be, I want to </w:t>
-      </w:r>
-      <w:r>
-        <w:t xml:space="preserve">find something I am great at and </w:t>
-      </w:r>
-      <w:r>
-        <w:t>accomplish things I can be proud of</w:t>
-      </w:r>
-      <w:r>
-        <w:t>. Perhaps I do not know exactly what these things are at my young age</w:t>
-      </w:r>
-      <w:r>
-        <w:t>, but my aspirations are sure to dilate as time goes on</w:t>
-      </w:r>
-      <w:r>
-        <w:t>.</w:t>
-      </w:r>
-      <w:r>
-        <w:t xml:space="preserve"> I am sure that the skill of programming will indeed be helpful, though! Especially </w:t>
-      </w:r>
-      <w:r>
-        <w:t>in this time period.</w:t>
       </w:r>
     </w:p>
     <w:p>
       <w:pPr>
-        <w:spacing w:line="480" w:lineRule="auto"/>
+        <w:spacing w:line="360" w:lineRule="auto"/>
       </w:pPr>
     </w:p>
     <w:p>
       <w:pPr>
-        <w:spacing w:line="480" w:lineRule="auto"/>
+        <w:spacing w:line="360" w:lineRule="auto"/>
       </w:pPr>
       <w:r>
         <w:tab/>
       </w:r>
       <w:r>
+        <w:t xml:space="preserve">I would say that what affected me the most was </w:t>
+      </w:r>
+      <w:r>
+        <w:t xml:space="preserve">hearing </w:t>
+      </w:r>
+      <w:r>
+        <w:t>about his accomplishments and how he pursued them so relentlessly</w:t>
+      </w:r>
+      <w:r>
+        <w:t xml:space="preserve">. That is how I want to be, I want to </w:t>
+      </w:r>
+      <w:r>
+        <w:t xml:space="preserve">find something I am great at and </w:t>
+      </w:r>
+      <w:r>
+        <w:t>accomplish things I can be proud of</w:t>
+      </w:r>
+      <w:r>
+        <w:t>. Perhaps I do not know exactly what these things are at my young age</w:t>
+      </w:r>
+      <w:r>
+        <w:t>, but my aspirations are sure to dilate as time goes on</w:t>
+      </w:r>
+      <w:r>
+        <w:t>.</w:t>
+      </w:r>
+      <w:r>
+        <w:t xml:space="preserve"> I am sure that the skill of programming will indeed be helpful, though! Especially </w:t>
+      </w:r>
+      <w:r>
+        <w:t>in this time period.</w:t>
+      </w:r>
+    </w:p>
+    <w:p>
+      <w:pPr>
+        <w:spacing w:line="360" w:lineRule="auto"/>
+      </w:pPr>
+    </w:p>
+    <w:p>
+      <w:pPr>
+        <w:spacing w:line="360" w:lineRule="auto"/>
+      </w:pPr>
+      <w:r>
+        <w:tab/>
+      </w:r>
+      <w:r>
         <w:t xml:space="preserve">I do identify with his message to </w:t>
       </w:r>
       <w:r>
@@ -199,11 +205,7 @@
         <w:t xml:space="preserve">. It might be that whatever the desired occupation or role or whatever else it is </w:t>
       </w:r>
       <w:r>
-        <w:t xml:space="preserve">might simply be unavailable and not at all demanded to a </w:t>
-      </w:r>
-      <w:r>
-        <w:lastRenderedPageBreak/>
-        <w:t>great enough amount to be accessible</w:t>
+        <w:t>might simply be unavailable and not at all demanded to a great enough amount to be accessible</w:t>
       </w:r>
       <w:r>
         <w:t>, at least not accessible *enough*.</w:t>
